--- a/analysis/deliverables/KOSI_이슈n포커스_제안서_AI지원사업.docx
+++ b/analysis/deliverables/KOSI_이슈n포커스_제안서_AI지원사업.docx
@@ -734,7 +734,7 @@
                 <w:sz w:val="22"/>
                 <w:szCs w:val="22"/>
               </w:rPr>
-              <w:t xml:space="preserve">중소기업 AI 지원, 1.8조원인가 6.9조원인가</w:t>
+              <w:t xml:space="preserve">중소기업 AI 지원의 규모와 구조</w:t>
             </w:r>
           </w:p>
           <w:p>
@@ -749,7 +749,7 @@
                 <w:sz w:val="20"/>
                 <w:szCs w:val="20"/>
               </w:rPr>
-              <w:t xml:space="preserve">— 유형화로 본 AI 지원사업의 실제 규모와 구조(2024~2026년)</w:t>
+              <w:t xml:space="preserve">— 중앙부처 AI 지원사업의 관여도·예산 산출근거 분석(2024~2026년)</w:t>
             </w:r>
           </w:p>
         </w:tc>

--- a/analysis/deliverables/KOSI_이슈n포커스_제안서_AI지원사업.docx
+++ b/analysis/deliverables/KOSI_이슈n포커스_제안서_AI지원사업.docx
@@ -734,7 +734,7 @@
                 <w:sz w:val="22"/>
                 <w:szCs w:val="22"/>
               </w:rPr>
-              <w:t xml:space="preserve">중소기업 AI 지원의 규모와 구조</w:t>
+              <w:t xml:space="preserve">중소기업 AI 지원사업의 규모와 구조 진단</w:t>
             </w:r>
           </w:p>
           <w:p>
@@ -749,7 +749,7 @@
                 <w:sz w:val="20"/>
                 <w:szCs w:val="20"/>
               </w:rPr>
-              <w:t xml:space="preserve">— 중앙부처 AI 지원사업의 관여도·예산 산출근거 분석(2024~2026년)</w:t>
+              <w:t xml:space="preserve">— AI 관여도와 예산 산출근거로 본 실제 규모(2024~2026년)</w:t>
             </w:r>
           </w:p>
         </w:tc>
